--- a/sections_docs/introduction.docx
+++ b/sections_docs/introduction.docx
@@ -2,7 +2,7 @@
 <file path=word/document.xml><?xml version="1.0" encoding="utf-8"?>
 <w:document xmlns:w="http://schemas.openxmlformats.org/wordprocessingml/2006/main" xmlns:m="http://schemas.openxmlformats.org/officeDocument/2006/math" xmlns:r="http://schemas.openxmlformats.org/officeDocument/2006/relationships" xmlns:o="urn:schemas-microsoft-com:office:office" xmlns:v="urn:schemas-microsoft-com:vml" xmlns:w10="urn:schemas-microsoft-com:office:word" xmlns:a="http://schemas.openxmlformats.org/drawingml/2006/main" xmlns:pic="http://schemas.openxmlformats.org/drawingml/2006/picture" xmlns:wp="http://schemas.openxmlformats.org/drawingml/2006/wordprocessingDrawing">
   <w:body>
-    <w:bookmarkStart w:id="31" w:name="introduction"/>
+    <w:bookmarkStart w:id="27" w:name="introduction"/>
     <w:p>
       <w:pPr>
         <w:pStyle w:val="Heading1"/>
@@ -93,7 +93,7 @@
         <w:pStyle w:val="BodyText"/>
       </w:pPr>
       <w:r>
-        <w:t xml:space="preserve">In SRA, retrieval based on semantic relevance alone is not enough. Skills must be invoked based on their downstream utility for completing a task to reliably augment the agent’s capabilities. Current agents can struggle to distinguish useful skills from irrelevant candidates even when the correct skill has been successfully retrieved</w:t>
+        <w:t xml:space="preserve">In SRA, retrieval based on semantic relevance alone is not enough. Skills must be invoked based on their downstream utility for completing a task to reliably augment the agent’s capabilities. Current agents can struggle to distinguish useful skills from irrelevant ones even when the correct skill has been successfully retrieved</w:t>
       </w:r>
       <w:r>
         <w:t xml:space="preserve"> </w:t>
@@ -110,16 +110,7 @@
         <w:pStyle w:val="BodyText"/>
       </w:pPr>
       <w:r>
-        <w:t xml:space="preserve">Existing routing approaches address this problem through similarity scores, learned utility functions, direct model-based selection, and explicit activation conditions. Learned retrievers and rerankers can improve discrimination among candidates but encode routing criteria implicitly in model parameters and require additional optimization data and compute. In contrast, non-parametric approaches keep the underlying model fixed while modifying external state that influences future decisions. For example, Skill-Pro evolves natural-language skills that include explicit activation conditions, while SkillDAG persistently updates typed relationships among skills from interaction experience</w:t>
-      </w:r>
-      <w:r>
-        <w:t xml:space="preserve"> </w:t>
-      </w:r>
-      <w:r>
-        <w:t xml:space="preserve">(Mi et al. 2026; Bai et al. 2026)</w:t>
-      </w:r>
-      <w:r>
-        <w:t xml:space="preserve">. Yet persistent external updates introduce a different reliability problem: an edit motivated by the current failure can improve one decision while degrading behavior on previously handled or unseen tasks. As interaction histories grow, retaining all prior examples for checking each update also makes continual adaptation increasingly expensive. This creates a need for a routing mechanism whose applicability criteria are explicit and editable, but whose updates are constrained by prior experience and independently checked for generalization. These problems of controlling regressions while bounding used experience serve as the motivation for our approach.</w:t>
+        <w:t xml:space="preserve">Existing routing approaches address this problem through similarity scores, learned utility functions, direct model-based selection, and explicit activation conditions. Learned retrievers and rerankers can improve discrimination among candidates but encode routing criteria implicitly in model parameters and require additional optimization data and compute. In contrast, non-parametric approaches keep the underlying model fixed while modifying external state that influences future decisions. Yet persistent external updates introduce a different reliability problem. An edit motivated by a failure can correct similar failure cases while undoing corrections to previously handled tasks or degrading performance on other cases. As interaction histories grow, retaining all prior examples for checking each update also makes continual adaptation increasingly expensive. This creates a need for a routing mechanism whose applicability criteria are explicit and editable, but whose updates are efficiencly constrained by prior experience and independently checked for generalization. These problems of controlling regressions while bounding used experience serve as the motivation for our approach.</w:t>
       </w:r>
     </w:p>
     <w:p>
@@ -127,18 +118,7 @@
         <w:pStyle w:val="BodyText"/>
       </w:pPr>
       <w:r>
-        <w:t xml:space="preserve">We introduce RouterBSI, a recursive self-improving framework for reliable skill routing based on explicit task applicability predicates. Each skill is associated with a natural-language predicate specifying the type of tasks for which the skill is applicable. RouterBSI first retrieves the top-</w:t>
-      </w:r>
-      <m:oMath>
-        <m:r>
-          <m:t>k</m:t>
-        </m:r>
-      </m:oMath>
-      <w:r>
-        <w:t xml:space="preserve"> </w:t>
-      </w:r>
-      <w:r>
-        <w:t xml:space="preserve">candidate skills, then evaluates their predicates and selects a skill only when its predicate evaluates to true given the task. To learn from failed skill invocations, RouterBSI uses Minimum Bayes Risk (MBR) to select a candidate update that minimizes the error on a bounded replay of seen tasks. To prevent overfitting on seen tasks, we discard updates that regress performance on a held-out validation set. RouterBSI improves its cold-start top-k recall of required skills by an average of 22.3% across tasks from TheoremQA, LogicBench, ToolQA, MedCalc-Bench, CHAMP, BigCodeBench sharing a 26k skill corpus. Its top-5 recall is 79.8%, which is 13.8% to 22.3% higher than baselines.</w:t>
+        <w:t xml:space="preserve">We introduce RouterBSI, a recursive self-improving algorithm for skill routing in a black-box setting called RouterBSI. It refines task applicability predicates using Minimum Bayes Risk (MBR) with bounded replay to minimize errors on seen tasks and a held-out validation gate to reduce regressions on unseen tasks. The router evaluates predicates for top-k retrieved skills then selects skills if the task satisfies their respective predicate. RouterBSI improves its cold-start top-5 recall of required skills by an average of 24.9% across different retrievers on tasks from TheoremQA, LogicBench, ToolQA, MedCalc-Bench, CHAMP, and BigCodeBench sharing a 26k skill corpus. On average, it retains 90.5% of the required skills in top 5 from the top 50 skills retrieved. Its top-5 recall is 75.5%, with relative recall improvements over baselines averaging 7.9% to 33.6% across retrievers.</w:t>
       </w:r>
     </w:p>
     <w:p>
@@ -182,161 +162,34 @@
         <w:t xml:space="preserve">We evaluate RouterBSI on six SRA-Bench datasets with a shared 26K-skill corpus, achieving the highest aggregate nDCG@10 and Hit@1 among evaluated methods while ablations establish the contributions of replay and validation.</w:t>
       </w:r>
     </w:p>
-    <w:bookmarkStart w:id="30" w:name="refs"/>
-    <w:bookmarkStart w:id="25" w:name="ref-bai2026skilldag"/>
+    <w:bookmarkStart w:id="26" w:name="refs"/>
+    <w:bookmarkStart w:id="25" w:name="ref-su2026skillretrieval"/>
     <w:p>
       <w:pPr>
         <w:pStyle w:val="Bibliography"/>
       </w:pPr>
       <w:r>
-        <w:t xml:space="preserve">Bai, Tong, Zhenglin Wan, Pengfei Zhou, Xingrui Yu, Yang You, and Ivor W. Tsang. 2026.</w:t>
+        <w:t xml:space="preserve">Su, Weihang, Jianming Long, Qingyao Ai, Qiaozhi He, Yichen Tang, Changyue Wang, Yiteng Tu, Yingbo Wang, and Yiqun Liu. 2026.</w:t>
       </w:r>
       <w:r>
         <w:t xml:space="preserve"> </w:t>
       </w:r>
       <w:r>
-        <w:t xml:space="preserve">“</w:t>
-      </w:r>
-      <w:r>
-        <w:t xml:space="preserve">SkillDAG</w:t>
-      </w:r>
-      <w:r>
-        <w:t xml:space="preserve">: Self-Evolving Typed Skill Graphs for</w:t>
+        <w:t xml:space="preserve">“Skill Retrieval Augmentation for Agentic</w:t>
       </w:r>
       <w:r>
         <w:t xml:space="preserve"> </w:t>
       </w:r>
       <w:r>
-        <w:t xml:space="preserve">LLM</w:t>
+        <w:t xml:space="preserve">AI</w:t>
+      </w:r>
+      <w:r>
+        <w:t xml:space="preserve">.”</w:t>
       </w:r>
       <w:r>
         <w:t xml:space="preserve"> </w:t>
       </w:r>
-      <w:r>
-        <w:t xml:space="preserve">Skill Selection at Scale.”</w:t>
-      </w:r>
-      <w:r>
-        <w:t xml:space="preserve"> </w:t>
-      </w:r>
       <w:hyperlink r:id="rId24">
-        <w:r>
-          <w:rPr>
-            <w:rStyle w:val="Hyperlink"/>
-          </w:rPr>
-          <w:t xml:space="preserve">https://arxiv.org/abs/2606.03056</w:t>
-        </w:r>
-      </w:hyperlink>
-      <w:r>
-        <w:t xml:space="preserve">.</w:t>
-      </w:r>
-    </w:p>
-    <w:bookmarkEnd w:id="25"/>
-    <w:bookmarkStart w:id="27" w:name="ref-pmlr-v306-mi26d"/>
-    <w:p>
-      <w:pPr>
-        <w:pStyle w:val="Bibliography"/>
-      </w:pPr>
-      <w:r>
-        <w:t xml:space="preserve">Mi, Qirui, Zhijian Ma, Mengyue Yang, Haoxuan Li, Yisen Wang, Haifeng Zhang, and Jun Wang. 2026.</w:t>
-      </w:r>
-      <w:r>
-        <w:t xml:space="preserve"> </w:t>
-      </w:r>
-      <w:r>
-        <w:t xml:space="preserve">“</w:t>
-      </w:r>
-      <w:r>
-        <w:t xml:space="preserve">Skill-Pro</w:t>
-      </w:r>
-      <w:r>
-        <w:t xml:space="preserve">: Learning Reusable Skills from Experience via Non-Parametric</w:t>
-      </w:r>
-      <w:r>
-        <w:t xml:space="preserve"> </w:t>
-      </w:r>
-      <w:r>
-        <w:t xml:space="preserve">PPO</w:t>
-      </w:r>
-      <w:r>
-        <w:t xml:space="preserve"> </w:t>
-      </w:r>
-      <w:r>
-        <w:t xml:space="preserve">for</w:t>
-      </w:r>
-      <w:r>
-        <w:t xml:space="preserve"> </w:t>
-      </w:r>
-      <w:r>
-        <w:t xml:space="preserve">LLM</w:t>
-      </w:r>
-      <w:r>
-        <w:t xml:space="preserve"> </w:t>
-      </w:r>
-      <w:r>
-        <w:t xml:space="preserve">Agents.”</w:t>
-      </w:r>
-      <w:r>
-        <w:t xml:space="preserve"> </w:t>
-      </w:r>
-      <w:r>
-        <w:t xml:space="preserve">In</w:t>
-      </w:r>
-      <w:r>
-        <w:t xml:space="preserve"> </w:t>
-      </w:r>
-      <w:r>
-        <w:rPr>
-          <w:i/>
-          <w:iCs/>
-        </w:rPr>
-        <w:t xml:space="preserve">Proceedings of the 43rd International Conference on Machine Learning</w:t>
-      </w:r>
-      <w:r>
-        <w:t xml:space="preserve">, 306:88574–95. Proceedings of Machine Learning Research. PMLR.</w:t>
-      </w:r>
-      <w:r>
-        <w:t xml:space="preserve"> </w:t>
-      </w:r>
-      <w:hyperlink r:id="rId26">
-        <w:r>
-          <w:rPr>
-            <w:rStyle w:val="Hyperlink"/>
-          </w:rPr>
-          <w:t xml:space="preserve">https://proceedings.mlr.press/v306/mi26d.html</w:t>
-        </w:r>
-      </w:hyperlink>
-      <w:r>
-        <w:t xml:space="preserve">.</w:t>
-      </w:r>
-    </w:p>
-    <w:bookmarkEnd w:id="27"/>
-    <w:bookmarkStart w:id="29" w:name="ref-su2026skillretrieval"/>
-    <w:p>
-      <w:pPr>
-        <w:pStyle w:val="Bibliography"/>
-      </w:pPr>
-      <w:r>
-        <w:t xml:space="preserve">Su, Weihang, Jianming Long, Qingyao Ai, Qiaozhi He, Yichen Tang, Changyue Wang, Yiteng Tu, Yingbo Wang, and Yiqun Liu. 2026.</w:t>
-      </w:r>
-      <w:r>
-        <w:t xml:space="preserve"> </w:t>
-      </w:r>
-      <w:r>
-        <w:t xml:space="preserve">“Skill Retrieval Augmentation for Agentic</w:t>
-      </w:r>
-      <w:r>
-        <w:t xml:space="preserve"> </w:t>
-      </w:r>
-      <w:r>
-        <w:t xml:space="preserve">AI</w:t>
-      </w:r>
-      <w:r>
-        <w:t xml:space="preserve">.”</w:t>
-      </w:r>
-      <w:r>
-        <w:t xml:space="preserve"> </w:t>
-      </w:r>
-      <w:hyperlink r:id="rId28">
         <w:r>
           <w:rPr>
             <w:rStyle w:val="Hyperlink"/>
@@ -348,9 +201,9 @@
         <w:t xml:space="preserve">.</w:t>
       </w:r>
     </w:p>
-    <w:bookmarkEnd w:id="29"/>
-    <w:bookmarkEnd w:id="30"/>
-    <w:bookmarkEnd w:id="31"/>
+    <w:bookmarkEnd w:id="25"/>
+    <w:bookmarkEnd w:id="26"/>
+    <w:bookmarkEnd w:id="27"/>
     <w:sectPr>
       <w:footnotePr>
         <w:numRestart w:val="eachSect"/>
